--- a/docs/LearnTube_Project_Report.docx
+++ b/docs/LearnTube_Project_Report.docx
@@ -1667,6 +1667,11 @@
         <w:t>Omitted intentionally for student completion: repository link, branch screenshots, pull-request review evidence, merge-conflict evidence, and Git history screenshots.</w:t>
       </w:r>
     </w:p>
+    <w:p>
+      <w:r>
+        <w:t>Main branch report revision for conflict demonstration.</w:t>
+      </w:r>
+    </w:p>
     <w:sectPr>
       <w:pgSz w:w="12240" w:h="15840"/>
       <w:pgMar w:top="1440" w:right="1800" w:bottom="1440" w:left="1800" w:header="720" w:footer="720" w:gutter="0"/>

--- a/docs/LearnTube_Project_Report.docx
+++ b/docs/LearnTube_Project_Report.docx
@@ -3420,44 +3420,7 @@
         <w:rPr/>
       </w:pPr>
       <w:r>
-        <w:rPr/>
-        <w:drawing>
-          <wp:inline distB="114300" distT="114300" distL="114300" distR="114300">
-            <wp:extent cx="5486400" cy="3378200"/>
-            <wp:effectExtent b="0" l="0" r="0" t="0"/>
-            <wp:docPr id="8" name="image6.png"/>
-            <a:graphic>
-              <a:graphicData uri="http://schemas.openxmlformats.org/drawingml/2006/picture">
-                <pic:pic>
-                  <pic:nvPicPr>
-                    <pic:cNvPr id="0" name="image6.png"/>
-                    <pic:cNvPicPr preferRelativeResize="0"/>
-                  </pic:nvPicPr>
-                  <pic:blipFill>
-                    <a:blip r:embed="rId11"/>
-                    <a:srcRect b="0" l="0" r="0" t="0"/>
-                    <a:stretch>
-                      <a:fillRect/>
-                    </a:stretch>
-                  </pic:blipFill>
-                  <pic:spPr>
-                    <a:xfrm>
-                      <a:off x="0" y="0"/>
-                      <a:ext cx="5486400" cy="3378200"/>
-                    </a:xfrm>
-                    <a:prstGeom prst="rect"/>
-                    <a:ln/>
-                  </pic:spPr>
-                </pic:pic>
-              </a:graphicData>
-            </a:graphic>
-          </wp:inline>
-        </w:drawing>
-      </w:r>
-      <w:r>
-        <w:rPr>
-          <w:rtl w:val="0"/>
-        </w:rPr>
+        <w:t>Merge-conflict resolution evidence: merged origin/main into update-report, resolved the binary conflict in docs/LearnTube_Project_Report.docx by keeping the PR branch report version, and finalized merge commit ed62a33.</w:t>
       </w:r>
     </w:p>
     <w:p>

--- a/docs/LearnTube_Project_Report.docx
+++ b/docs/LearnTube_Project_Report.docx
@@ -144,7 +144,7 @@
           <wp:inline distB="0" distT="0" distL="0" distR="0">
             <wp:extent cx="1926590" cy="2217420"/>
             <wp:effectExtent b="0" l="0" r="0" t="0"/>
-            <wp:docPr id="1" name="image1.jpg"/>
+            <wp:docPr id="4" name="image1.jpg"/>
             <a:graphic>
               <a:graphicData uri="http://schemas.openxmlformats.org/drawingml/2006/picture">
                 <pic:pic>
@@ -292,7 +292,7 @@
         <w:spacing w:after="160" w:line="259" w:lineRule="auto"/>
         <w:rPr/>
       </w:pPr>
-      <w:bookmarkStart w:colFirst="0" w:colLast="0" w:name="_la1nj9ls1b1t" w:id="0"/>
+      <w:bookmarkStart w:colFirst="0" w:colLast="0" w:name="_v07ofmsr6k7o" w:id="0"/>
       <w:bookmarkEnd w:id="0"/>
       <w:r>
         <w:rPr>
@@ -664,23 +664,6 @@
     </w:tbl>
     <w:p>
       <w:pPr>
-        <w:jc w:val="both"/>
-        <w:rPr>
-          <w:b w:val="1"/>
-          <w:bCs w:val="1"/>
-        </w:rPr>
-      </w:pPr>
-      <w:r>
-        <w:br w:type="page"/>
-      </w:r>
-      <w:r>
-        <w:rPr>
-          <w:rtl w:val="0"/>
-        </w:rPr>
-      </w:r>
-    </w:p>
-    <w:p>
-      <w:pPr>
         <w:jc w:val="center"/>
         <w:rPr>
           <w:sz w:val="26"/>
@@ -848,7 +831,7 @@
           <w:ilvl w:val="0"/>
           <w:numId w:val="1"/>
         </w:numPr>
-        <w:spacing w:after="0" w:afterAutospacing="0"/>
+        <w:spacing w:after="0" w:lineRule="auto"/>
         <w:ind w:left="720" w:hanging="360"/>
         <w:jc w:val="both"/>
         <w:rPr>
@@ -858,7 +841,6 @@
           <w:color w:val="000000"/>
           <w:sz w:val="24"/>
           <w:szCs w:val="24"/>
-          <w:u w:val="none"/>
         </w:rPr>
       </w:pPr>
       <w:r>
@@ -903,7 +885,7 @@
           <w:ilvl w:val="0"/>
           <w:numId w:val="1"/>
         </w:numPr>
-        <w:spacing w:after="0" w:afterAutospacing="0"/>
+        <w:spacing w:after="0" w:lineRule="auto"/>
         <w:ind w:left="720" w:hanging="360"/>
         <w:jc w:val="both"/>
         <w:rPr>
@@ -913,7 +895,6 @@
           <w:color w:val="000000"/>
           <w:sz w:val="24"/>
           <w:szCs w:val="24"/>
-          <w:u w:val="none"/>
         </w:rPr>
       </w:pPr>
       <w:r>
@@ -958,7 +939,7 @@
           <w:ilvl w:val="0"/>
           <w:numId w:val="1"/>
         </w:numPr>
-        <w:spacing w:after="0" w:afterAutospacing="0"/>
+        <w:spacing w:after="0" w:lineRule="auto"/>
         <w:ind w:left="720" w:hanging="360"/>
         <w:jc w:val="both"/>
         <w:rPr>
@@ -968,7 +949,6 @@
           <w:color w:val="000000"/>
           <w:sz w:val="24"/>
           <w:szCs w:val="24"/>
-          <w:u w:val="none"/>
         </w:rPr>
       </w:pPr>
       <w:r>
@@ -1001,6 +981,11 @@
         </w:rPr>
         <w:t xml:space="preserve"> the system validates the URL and stores the embed link.</w:t>
       </w:r>
+      <w:r>
+        <w:rPr>
+          <w:rtl w:val="0"/>
+        </w:rPr>
+      </w:r>
     </w:p>
     <w:p>
       <w:pPr>
@@ -1008,7 +993,7 @@
           <w:ilvl w:val="0"/>
           <w:numId w:val="1"/>
         </w:numPr>
-        <w:spacing w:after="0" w:afterAutospacing="0"/>
+        <w:spacing w:after="0" w:lineRule="auto"/>
         <w:ind w:left="720" w:hanging="360"/>
         <w:jc w:val="both"/>
         <w:rPr>
@@ -1018,7 +1003,6 @@
           <w:color w:val="000000"/>
           <w:sz w:val="24"/>
           <w:szCs w:val="24"/>
-          <w:u w:val="none"/>
         </w:rPr>
       </w:pPr>
       <w:r>
@@ -1057,6 +1041,11 @@
         </w:rPr>
         <w:t xml:space="preserve">.</w:t>
       </w:r>
+      <w:r>
+        <w:rPr>
+          <w:rtl w:val="0"/>
+        </w:rPr>
+      </w:r>
     </w:p>
     <w:p>
       <w:pPr>
@@ -1064,7 +1053,7 @@
           <w:ilvl w:val="0"/>
           <w:numId w:val="1"/>
         </w:numPr>
-        <w:spacing w:after="0" w:afterAutospacing="0"/>
+        <w:spacing w:after="0" w:lineRule="auto"/>
         <w:ind w:left="720" w:hanging="360"/>
         <w:jc w:val="both"/>
         <w:rPr>
@@ -1074,7 +1063,6 @@
           <w:color w:val="000000"/>
           <w:sz w:val="24"/>
           <w:szCs w:val="24"/>
-          <w:u w:val="none"/>
         </w:rPr>
       </w:pPr>
       <w:r>
@@ -1113,6 +1101,11 @@
         </w:rPr>
         <w:t xml:space="preserve">.</w:t>
       </w:r>
+      <w:r>
+        <w:rPr>
+          <w:rtl w:val="0"/>
+        </w:rPr>
+      </w:r>
     </w:p>
     <w:p>
       <w:pPr>
@@ -1120,7 +1113,7 @@
           <w:ilvl w:val="0"/>
           <w:numId w:val="1"/>
         </w:numPr>
-        <w:spacing w:after="0" w:afterAutospacing="0"/>
+        <w:spacing w:after="0" w:lineRule="auto"/>
         <w:ind w:left="720" w:hanging="360"/>
         <w:jc w:val="both"/>
         <w:rPr>
@@ -1130,7 +1123,6 @@
           <w:color w:val="000000"/>
           <w:sz w:val="24"/>
           <w:szCs w:val="24"/>
-          <w:u w:val="none"/>
         </w:rPr>
       </w:pPr>
       <w:r>
@@ -1169,6 +1161,11 @@
         </w:rPr>
         <w:t xml:space="preserve">.</w:t>
       </w:r>
+      <w:r>
+        <w:rPr>
+          <w:rtl w:val="0"/>
+        </w:rPr>
+      </w:r>
     </w:p>
     <w:p>
       <w:pPr>
@@ -1185,7 +1182,6 @@
           <w:color w:val="000000"/>
           <w:sz w:val="24"/>
           <w:szCs w:val="24"/>
-          <w:u w:val="none"/>
         </w:rPr>
       </w:pPr>
       <w:r>
@@ -1336,12 +1332,12 @@
           <wp:inline distB="114300" distT="114300" distL="114300" distR="114300">
             <wp:extent cx="5486400" cy="2311400"/>
             <wp:effectExtent b="0" l="0" r="0" t="0"/>
-            <wp:docPr id="2" name="image2.png"/>
+            <wp:docPr id="6" name="image3.png"/>
             <a:graphic>
               <a:graphicData uri="http://schemas.openxmlformats.org/drawingml/2006/picture">
                 <pic:pic>
                   <pic:nvPicPr>
-                    <pic:cNvPr id="0" name="image2.png"/>
+                    <pic:cNvPr id="0" name="image3.png"/>
                     <pic:cNvPicPr preferRelativeResize="0"/>
                   </pic:nvPicPr>
                   <pic:blipFill>
@@ -1548,12 +1544,12 @@
           <wp:inline distB="0" distT="0" distL="114300" distR="114300">
             <wp:extent cx="6035040" cy="4192764"/>
             <wp:effectExtent b="0" l="0" r="0" t="0"/>
-            <wp:docPr id="3" name="image5.png"/>
+            <wp:docPr id="5" name="image2.png"/>
             <a:graphic>
               <a:graphicData uri="http://schemas.openxmlformats.org/drawingml/2006/picture">
                 <pic:pic>
                   <pic:nvPicPr>
-                    <pic:cNvPr id="0" name="image5.png"/>
+                    <pic:cNvPr id="0" name="image2.png"/>
                     <pic:cNvPicPr preferRelativeResize="0"/>
                   </pic:nvPicPr>
                   <pic:blipFill>
@@ -3269,12 +3265,12 @@
           <wp:inline distB="114300" distT="114300" distL="114300" distR="114300">
             <wp:extent cx="5624513" cy="2524125"/>
             <wp:effectExtent b="0" l="0" r="0" t="0"/>
-            <wp:docPr id="6" name="image8.png"/>
+            <wp:docPr id="9" name="image7.png"/>
             <a:graphic>
               <a:graphicData uri="http://schemas.openxmlformats.org/drawingml/2006/picture">
                 <pic:pic>
                   <pic:nvPicPr>
-                    <pic:cNvPr id="0" name="image8.png"/>
+                    <pic:cNvPr id="0" name="image7.png"/>
                     <pic:cNvPicPr preferRelativeResize="0"/>
                   </pic:nvPicPr>
                   <pic:blipFill>
@@ -3315,12 +3311,12 @@
           <wp:inline distB="114300" distT="114300" distL="114300" distR="114300">
             <wp:extent cx="5486400" cy="1397000"/>
             <wp:effectExtent b="0" l="0" r="0" t="0"/>
-            <wp:docPr id="5" name="image7.png"/>
+            <wp:docPr id="8" name="image5.png"/>
             <a:graphic>
               <a:graphicData uri="http://schemas.openxmlformats.org/drawingml/2006/picture">
                 <pic:pic>
                   <pic:nvPicPr>
-                    <pic:cNvPr id="0" name="image7.png"/>
+                    <pic:cNvPr id="0" name="image5.png"/>
                     <pic:cNvPicPr preferRelativeResize="0"/>
                   </pic:nvPicPr>
                   <pic:blipFill>
@@ -3405,47 +3401,117 @@
     <w:p>
       <w:pPr>
         <w:jc w:val="both"/>
+        <w:rPr>
+          <w:b w:val="1"/>
+          <w:bCs w:val="1"/>
+        </w:rPr>
+      </w:pPr>
+      <w:r>
+        <w:rPr>
+          <w:b w:val="1"/>
+          <w:bCs w:val="1"/>
+          <w:rtl w:val="0"/>
+        </w:rPr>
+        <w:t xml:space="preserve">Pull Request and Resolving Merge Conflict with Github Copilot</w:t>
+      </w:r>
+    </w:p>
+    <w:p>
+      <w:pPr>
+        <w:jc w:val="both"/>
         <w:rPr/>
       </w:pPr>
-      <w:r>
-        <w:rPr>
-          <w:rtl w:val="0"/>
-        </w:rPr>
-        <w:t xml:space="preserve">Pull Request and Code Review From Github Copilot</w:t>
-      </w:r>
-    </w:p>
-    <w:p>
-      <w:pPr>
-        <w:jc w:val="both"/>
-        <w:rPr/>
-      </w:pPr>
-      <w:r>
-        <w:t>Merge-conflict resolution evidence: merged origin/main into update-report, resolved the binary conflict in docs/LearnTube_Project_Report.docx by keeping the PR branch report version, and finalized merge commit ed62a33.</w:t>
-      </w:r>
-    </w:p>
-    <w:p>
-      <w:pPr>
-        <w:jc w:val="both"/>
-        <w:rPr/>
-      </w:pPr>
-      <w:r>
-        <w:rPr>
-          <w:rtl w:val="0"/>
-        </w:rPr>
-        <w:t xml:space="preserve">Branches</w:t>
-      </w:r>
       <w:r>
         <w:rPr/>
         <w:drawing>
           <wp:inline distB="114300" distT="114300" distL="114300" distR="114300">
-            <wp:extent cx="5486400" cy="939800"/>
+            <wp:extent cx="5486400" cy="4902200"/>
             <wp:effectExtent b="0" l="0" r="0" t="0"/>
-            <wp:docPr id="4" name="image4.png"/>
+            <wp:docPr id="2" name="image9.png"/>
             <a:graphic>
               <a:graphicData uri="http://schemas.openxmlformats.org/drawingml/2006/picture">
                 <pic:pic>
                   <pic:nvPicPr>
-                    <pic:cNvPr id="0" name="image4.png"/>
+                    <pic:cNvPr id="0" name="image9.png"/>
+                    <pic:cNvPicPr preferRelativeResize="0"/>
+                  </pic:nvPicPr>
+                  <pic:blipFill>
+                    <a:blip r:embed="rId11"/>
+                    <a:srcRect b="0" l="0" r="0" t="0"/>
+                    <a:stretch>
+                      <a:fillRect/>
+                    </a:stretch>
+                  </pic:blipFill>
+                  <pic:spPr>
+                    <a:xfrm>
+                      <a:off x="0" y="0"/>
+                      <a:ext cx="5486400" cy="4902200"/>
+                    </a:xfrm>
+                    <a:prstGeom prst="rect"/>
+                    <a:ln/>
+                  </pic:spPr>
+                </pic:pic>
+              </a:graphicData>
+            </a:graphic>
+          </wp:inline>
+        </w:drawing>
+      </w:r>
+      <w:r>
+        <w:rPr>
+          <w:rtl w:val="0"/>
+        </w:rPr>
+      </w:r>
+    </w:p>
+    <w:p>
+      <w:pPr>
+        <w:jc w:val="both"/>
+        <w:rPr/>
+      </w:pPr>
+      <w:r>
+        <w:rPr>
+          <w:rtl w:val="0"/>
+        </w:rPr>
+        <w:t xml:space="preserve">Merge-conflict resolution evidence: merged origin/main into update-report, resolved the binary conflict in docs/LearnTube_Project_Report.docx by keeping the PR branch report version, and finalized merge commit ed62a33.</w:t>
+      </w:r>
+    </w:p>
+    <w:p>
+      <w:pPr>
+        <w:jc w:val="both"/>
+        <w:rPr>
+          <w:b w:val="1"/>
+          <w:bCs w:val="1"/>
+        </w:rPr>
+      </w:pPr>
+      <w:r>
+        <w:rPr>
+          <w:b w:val="1"/>
+          <w:bCs w:val="1"/>
+          <w:rtl w:val="0"/>
+        </w:rPr>
+        <w:t xml:space="preserve">Git History</w:t>
+      </w:r>
+    </w:p>
+    <w:p>
+      <w:pPr>
+        <w:jc w:val="both"/>
+        <w:rPr>
+          <w:b w:val="1"/>
+          <w:bCs w:val="1"/>
+          <w:sz w:val="28"/>
+          <w:szCs w:val="28"/>
+        </w:rPr>
+      </w:pPr>
+      <w:r>
+        <w:rPr/>
+        <w:drawing>
+          <wp:inline distB="114300" distT="114300" distL="114300" distR="114300">
+            <wp:extent cx="5486400" cy="3479800"/>
+            <wp:effectExtent b="0" l="0" r="0" t="0"/>
+            <wp:docPr id="1" name="image8.png"/>
+            <a:graphic>
+              <a:graphicData uri="http://schemas.openxmlformats.org/drawingml/2006/picture">
+                <pic:pic>
+                  <pic:nvPicPr>
+                    <pic:cNvPr id="0" name="image8.png"/>
                     <pic:cNvPicPr preferRelativeResize="0"/>
                   </pic:nvPicPr>
                   <pic:blipFill>
@@ -3458,7 +3524,7 @@
                   <pic:spPr>
                     <a:xfrm>
                       <a:off x="0" y="0"/>
-                      <a:ext cx="5486400" cy="939800"/>
+                      <a:ext cx="5486400" cy="3479800"/>
                     </a:xfrm>
                     <a:prstGeom prst="rect"/>
                     <a:ln/>
@@ -3470,24 +3536,9 @@
         </w:drawing>
       </w:r>
       <w:r>
-        <w:br w:type="page"/>
-      </w:r>
-      <w:r>
-        <w:rPr>
-          <w:rtl w:val="0"/>
-        </w:rPr>
-      </w:r>
-    </w:p>
-    <w:p>
-      <w:pPr>
-        <w:jc w:val="both"/>
-        <w:rPr/>
-      </w:pPr>
-      <w:r>
-        <w:rPr>
-          <w:rtl w:val="0"/>
-        </w:rPr>
-        <w:t xml:space="preserve">Commit History</w:t>
+        <w:rPr>
+          <w:rtl w:val="0"/>
+        </w:rPr>
       </w:r>
     </w:p>
     <w:p>
@@ -3496,22 +3547,40 @@
         <w:rPr>
           <w:b w:val="1"/>
           <w:bCs w:val="1"/>
-          <w:sz w:val="28"/>
-          <w:szCs w:val="28"/>
-        </w:rPr>
-      </w:pPr>
-      <w:r>
-        <w:rPr/>
+        </w:rPr>
+      </w:pPr>
+      <w:r>
+        <w:rPr>
+          <w:b w:val="1"/>
+          <w:bCs w:val="1"/>
+          <w:rtl w:val="0"/>
+        </w:rPr>
+        <w:t xml:space="preserve">Git Branches</w:t>
+      </w:r>
+    </w:p>
+    <w:p>
+      <w:pPr>
+        <w:jc w:val="both"/>
+        <w:rPr>
+          <w:b w:val="1"/>
+          <w:bCs w:val="1"/>
+        </w:rPr>
+      </w:pPr>
+      <w:r>
+        <w:rPr>
+          <w:b w:val="1"/>
+          <w:bCs w:val="1"/>
+        </w:rPr>
         <w:drawing>
           <wp:inline distB="114300" distT="114300" distL="114300" distR="114300">
-            <wp:extent cx="5486400" cy="1562100"/>
+            <wp:extent cx="5486400" cy="1397000"/>
             <wp:effectExtent b="0" l="0" r="0" t="0"/>
-            <wp:docPr id="7" name="image3.png"/>
+            <wp:docPr id="3" name="image4.png"/>
             <a:graphic>
               <a:graphicData uri="http://schemas.openxmlformats.org/drawingml/2006/picture">
                 <pic:pic>
                   <pic:nvPicPr>
-                    <pic:cNvPr id="0" name="image3.png"/>
+                    <pic:cNvPr id="0" name="image4.png"/>
                     <pic:cNvPicPr preferRelativeResize="0"/>
                   </pic:nvPicPr>
                   <pic:blipFill>
@@ -3524,7 +3593,7 @@
                   <pic:spPr>
                     <a:xfrm>
                       <a:off x="0" y="0"/>
-                      <a:ext cx="5486400" cy="1562100"/>
+                      <a:ext cx="5486400" cy="1397000"/>
                     </a:xfrm>
                     <a:prstGeom prst="rect"/>
                     <a:ln/>
@@ -3534,6 +3603,78 @@
             </a:graphic>
           </wp:inline>
         </w:drawing>
+      </w:r>
+      <w:r>
+        <w:rPr>
+          <w:rtl w:val="0"/>
+        </w:rPr>
+      </w:r>
+    </w:p>
+    <w:p>
+      <w:pPr>
+        <w:jc w:val="both"/>
+        <w:rPr>
+          <w:b w:val="1"/>
+          <w:bCs w:val="1"/>
+        </w:rPr>
+      </w:pPr>
+      <w:r>
+        <w:rPr>
+          <w:b w:val="1"/>
+          <w:bCs w:val="1"/>
+          <w:rtl w:val="0"/>
+        </w:rPr>
+        <w:t xml:space="preserve">Github Copilot Contribution</w:t>
+      </w:r>
+    </w:p>
+    <w:p>
+      <w:pPr>
+        <w:jc w:val="both"/>
+        <w:rPr>
+          <w:b w:val="1"/>
+          <w:bCs w:val="1"/>
+        </w:rPr>
+      </w:pPr>
+      <w:r>
+        <w:rPr>
+          <w:b w:val="1"/>
+          <w:bCs w:val="1"/>
+        </w:rPr>
+        <w:drawing>
+          <wp:inline distB="114300" distT="114300" distL="114300" distR="114300">
+            <wp:extent cx="3338513" cy="1043285"/>
+            <wp:effectExtent b="0" l="0" r="0" t="0"/>
+            <wp:docPr id="7" name="image6.png"/>
+            <a:graphic>
+              <a:graphicData uri="http://schemas.openxmlformats.org/drawingml/2006/picture">
+                <pic:pic>
+                  <pic:nvPicPr>
+                    <pic:cNvPr id="0" name="image6.png"/>
+                    <pic:cNvPicPr preferRelativeResize="0"/>
+                  </pic:nvPicPr>
+                  <pic:blipFill>
+                    <a:blip r:embed="rId14"/>
+                    <a:srcRect b="0" l="0" r="0" t="0"/>
+                    <a:stretch>
+                      <a:fillRect/>
+                    </a:stretch>
+                  </pic:blipFill>
+                  <pic:spPr>
+                    <a:xfrm>
+                      <a:off x="0" y="0"/>
+                      <a:ext cx="3338513" cy="1043285"/>
+                    </a:xfrm>
+                    <a:prstGeom prst="rect"/>
+                    <a:ln/>
+                  </pic:spPr>
+                </pic:pic>
+              </a:graphicData>
+            </a:graphic>
+          </wp:inline>
+        </w:drawing>
+      </w:r>
+      <w:r>
+        <w:br w:type="page"/>
       </w:r>
       <w:r>
         <w:rPr>
@@ -3613,6 +3754,33 @@
         <w:rPr>
           <w:rtl w:val="0"/>
         </w:rPr>
+      </w:r>
+    </w:p>
+    <w:p>
+      <w:pPr>
+        <w:jc w:val="both"/>
+      </w:pPr>
+      <w:r>
+        <w:rPr>
+          <w:rFonts w:ascii="Arial" w:hAnsi="Arial"/>
+          <w:b/>
+          <w:color w:val="000000"/>
+          <w:sz w:val="24"/>
+        </w:rPr>
+        <w:t>Conclusion</w:t>
+      </w:r>
+    </w:p>
+    <w:p>
+      <w:pPr>
+        <w:jc w:val="both"/>
+      </w:pPr>
+      <w:r>
+        <w:rPr>
+          <w:rFonts w:ascii="Arial" w:hAnsi="Arial"/>
+          <w:color w:val="000000"/>
+          <w:sz w:val="24"/>
+        </w:rPr>
+        <w:t>LearnTube demonstrates a complete, extensible software engineering solution for organizing YouTube-based coding tutorials. The project connects requirements, Kanban planning, modular design, design patterns, persistent SQLite storage, embedded videos, secure authentication, private learner dashboards, enrollment, progress tracking, notes, and pytest-based validation. The global catalog makes learning resources easy to discover, while user-specific dashboards protect each learner's progress and personal notes. The project also shows the value of testable architecture through the repository abstraction and mocked YouTube provider. Although future improvements such as production deployment, stronger web security, password recovery, recommendations, and CI/CD automation are planned, the current implementation satisfies the core learning-platform goals and provides a sound foundation for those extensions.</w:t>
       </w:r>
     </w:p>
     <w:sectPr>

--- a/docs/LearnTube_Project_Report.docx
+++ b/docs/LearnTube_Project_Report.docx
@@ -144,12 +144,12 @@
           <wp:inline distB="0" distT="0" distL="0" distR="0">
             <wp:extent cx="1926590" cy="2217420"/>
             <wp:effectExtent b="0" l="0" r="0" t="0"/>
-            <wp:docPr id="4" name="image1.jpg"/>
+            <wp:docPr id="6" name="image4.jpg"/>
             <a:graphic>
               <a:graphicData uri="http://schemas.openxmlformats.org/drawingml/2006/picture">
                 <pic:pic>
                   <pic:nvPicPr>
-                    <pic:cNvPr id="0" name="image1.jpg"/>
+                    <pic:cNvPr id="0" name="image4.jpg"/>
                     <pic:cNvPicPr preferRelativeResize="0"/>
                   </pic:nvPicPr>
                   <pic:blipFill>
@@ -292,7 +292,7 @@
         <w:spacing w:after="160" w:line="259" w:lineRule="auto"/>
         <w:rPr/>
       </w:pPr>
-      <w:bookmarkStart w:colFirst="0" w:colLast="0" w:name="_v07ofmsr6k7o" w:id="0"/>
+      <w:bookmarkStart w:colFirst="0" w:colLast="0" w:name="_ne1rbisk8wje" w:id="0"/>
       <w:bookmarkEnd w:id="0"/>
       <w:r>
         <w:rPr>
@@ -873,11 +873,6 @@
         </w:rPr>
         <w:t xml:space="preserve"> a learner can register with a name and email.</w:t>
       </w:r>
-      <w:r>
-        <w:rPr>
-          <w:rtl w:val="0"/>
-        </w:rPr>
-      </w:r>
     </w:p>
     <w:p>
       <w:pPr>
@@ -927,11 +922,6 @@
         </w:rPr>
         <w:t xml:space="preserve"> an administrator or catalog editor can add a tutorial with title, description, topic, level, and YouTube URL.</w:t>
       </w:r>
-      <w:r>
-        <w:rPr>
-          <w:rtl w:val="0"/>
-        </w:rPr>
-      </w:r>
     </w:p>
     <w:p>
       <w:pPr>
@@ -981,11 +971,6 @@
         </w:rPr>
         <w:t xml:space="preserve"> the system validates the URL and stores the embed link.</w:t>
       </w:r>
-      <w:r>
-        <w:rPr>
-          <w:rtl w:val="0"/>
-        </w:rPr>
-      </w:r>
     </w:p>
     <w:p>
       <w:pPr>
@@ -1214,11 +1199,6 @@
         </w:rPr>
         <w:t xml:space="preserve"> a learner can save notes; and (FR8) each learner has a private dashboard showing their enrolled tutorials and progress.</w:t>
       </w:r>
-      <w:r>
-        <w:rPr>
-          <w:rtl w:val="0"/>
-        </w:rPr>
-      </w:r>
     </w:p>
     <w:p>
       <w:pPr>
@@ -1332,12 +1312,12 @@
           <wp:inline distB="114300" distT="114300" distL="114300" distR="114300">
             <wp:extent cx="5486400" cy="2311400"/>
             <wp:effectExtent b="0" l="0" r="0" t="0"/>
-            <wp:docPr id="6" name="image3.png"/>
+            <wp:docPr id="8" name="image7.png"/>
             <a:graphic>
               <a:graphicData uri="http://schemas.openxmlformats.org/drawingml/2006/picture">
                 <pic:pic>
                   <pic:nvPicPr>
-                    <pic:cNvPr id="0" name="image3.png"/>
+                    <pic:cNvPr id="0" name="image7.png"/>
                     <pic:cNvPicPr preferRelativeResize="0"/>
                   </pic:nvPicPr>
                   <pic:blipFill>
@@ -1544,12 +1524,12 @@
           <wp:inline distB="0" distT="0" distL="114300" distR="114300">
             <wp:extent cx="6035040" cy="4192764"/>
             <wp:effectExtent b="0" l="0" r="0" t="0"/>
-            <wp:docPr id="5" name="image2.png"/>
+            <wp:docPr id="7" name="image9.png"/>
             <a:graphic>
               <a:graphicData uri="http://schemas.openxmlformats.org/drawingml/2006/picture">
                 <pic:pic>
                   <pic:nvPicPr>
-                    <pic:cNvPr id="0" name="image2.png"/>
+                    <pic:cNvPr id="0" name="image9.png"/>
                     <pic:cNvPicPr preferRelativeResize="0"/>
                   </pic:nvPicPr>
                   <pic:blipFill>
@@ -1583,110 +1563,93 @@
       <w:pPr>
         <w:jc w:val="both"/>
         <w:rPr>
-          <w:sz w:val="28"/>
-          <w:szCs w:val="28"/>
-        </w:rPr>
-      </w:pPr>
-      <w:r>
-        <w:rPr>
-          <w:b w:val="1"/>
-          <w:bCs w:val="1"/>
-          <w:sz w:val="28"/>
-          <w:szCs w:val="28"/>
-          <w:rtl w:val="0"/>
-        </w:rPr>
-        <w:t xml:space="preserve">New Tool Learned: pytest</w:t>
-      </w:r>
-      <w:r>
-        <w:rPr>
-          <w:rtl w:val="0"/>
-        </w:rPr>
-      </w:r>
-    </w:p>
-    <w:p>
-      <w:pPr>
-        <w:jc w:val="both"/>
-        <w:rPr>
-          <w:b w:val="1"/>
-          <w:bCs w:val="1"/>
-          <w:sz w:val="28"/>
-          <w:szCs w:val="28"/>
-        </w:rPr>
-      </w:pPr>
-      <w:r>
-        <w:rPr>
-          <w:rtl w:val="0"/>
-        </w:rPr>
-        <w:t xml:space="preserve">pytest was selected as the self-directed tool because it provides readable assertions, fixtures, parametrization, and plugin-based coverage with little boilerplate. I applied fixtures for an isolated repository, a fake external provider for mocking, exception assertions, and pytest-cov for measurement. The alternative was unittest, which is part of the standard library but would require more class-based setup and less concise exception checks. pytest was more suitable for rapid Kanban feedback and TDD.</w:t>
-      </w:r>
-      <w:r>
-        <w:rPr>
-          <w:rtl w:val="0"/>
-        </w:rPr>
-      </w:r>
-    </w:p>
-    <w:p>
-      <w:pPr>
-        <w:jc w:val="both"/>
-        <w:rPr>
-          <w:b w:val="1"/>
-          <w:bCs w:val="1"/>
-          <w:sz w:val="28"/>
-          <w:szCs w:val="28"/>
-        </w:rPr>
-      </w:pPr>
-      <w:r>
-        <w:rPr>
-          <w:rtl w:val="0"/>
-        </w:rPr>
-      </w:r>
-    </w:p>
-    <w:p>
-      <w:pPr>
-        <w:jc w:val="both"/>
-        <w:rPr>
-          <w:b w:val="1"/>
-          <w:bCs w:val="1"/>
-          <w:sz w:val="28"/>
-          <w:szCs w:val="28"/>
-        </w:rPr>
-      </w:pPr>
-      <w:r>
-        <w:rPr>
-          <w:rtl w:val="0"/>
-        </w:rPr>
-      </w:r>
-    </w:p>
-    <w:p>
-      <w:pPr>
-        <w:jc w:val="both"/>
-        <w:rPr>
-          <w:sz w:val="28"/>
-          <w:szCs w:val="28"/>
-        </w:rPr>
-      </w:pPr>
-      <w:r>
-        <w:rPr>
-          <w:b w:val="1"/>
-          <w:bCs w:val="1"/>
-          <w:sz w:val="28"/>
-          <w:szCs w:val="28"/>
-          <w:rtl w:val="0"/>
-        </w:rPr>
-        <w:t xml:space="preserve">p</w:t>
-      </w:r>
-      <w:r>
-        <w:rPr>
           <w:rFonts w:ascii="Arial" w:cs="Arial" w:eastAsia="Arial" w:hAnsi="Arial"/>
           <w:b w:val="1"/>
           <w:bCs w:val="1"/>
           <w:color w:val="000000"/>
           <w:sz w:val="28"/>
           <w:szCs w:val="28"/>
+        </w:rPr>
+      </w:pPr>
+      <w:r>
+        <w:rPr>
+          <w:b w:val="1"/>
+          <w:bCs w:val="1"/>
+          <w:sz w:val="28"/>
+          <w:szCs w:val="28"/>
+          <w:rtl w:val="0"/>
+        </w:rPr>
+        <w:t xml:space="preserve">p</w:t>
+      </w:r>
+      <w:r>
+        <w:rPr>
+          <w:rFonts w:ascii="Arial" w:cs="Arial" w:eastAsia="Arial" w:hAnsi="Arial"/>
+          <w:b w:val="1"/>
+          <w:bCs w:val="1"/>
+          <w:color w:val="000000"/>
+          <w:sz w:val="28"/>
+          <w:szCs w:val="28"/>
           <w:rtl w:val="0"/>
         </w:rPr>
         <w:t xml:space="preserve">ytest Test Report</w:t>
       </w:r>
+    </w:p>
+    <w:p>
+      <w:pPr>
+        <w:jc w:val="both"/>
+        <w:rPr>
+          <w:b w:val="1"/>
+          <w:bCs w:val="1"/>
+          <w:sz w:val="28"/>
+          <w:szCs w:val="28"/>
+        </w:rPr>
+      </w:pPr>
+      <w:r>
+        <w:rPr/>
+        <w:drawing>
+          <wp:inline distB="114300" distT="114300" distL="114300" distR="114300">
+            <wp:extent cx="5486400" cy="1397000"/>
+            <wp:effectExtent b="0" l="0" r="0" t="0"/>
+            <wp:docPr id="4" name="image2.png"/>
+            <a:graphic>
+              <a:graphicData uri="http://schemas.openxmlformats.org/drawingml/2006/picture">
+                <pic:pic>
+                  <pic:nvPicPr>
+                    <pic:cNvPr id="0" name="image2.png"/>
+                    <pic:cNvPicPr preferRelativeResize="0"/>
+                  </pic:nvPicPr>
+                  <pic:blipFill>
+                    <a:blip r:embed="rId9"/>
+                    <a:srcRect b="0" l="0" r="0" t="0"/>
+                    <a:stretch>
+                      <a:fillRect/>
+                    </a:stretch>
+                  </pic:blipFill>
+                  <pic:spPr>
+                    <a:xfrm>
+                      <a:off x="0" y="0"/>
+                      <a:ext cx="5486400" cy="1397000"/>
+                    </a:xfrm>
+                    <a:prstGeom prst="rect"/>
+                    <a:ln/>
+                  </pic:spPr>
+                </pic:pic>
+              </a:graphicData>
+            </a:graphic>
+          </wp:inline>
+        </w:drawing>
+      </w:r>
+      <w:r>
+        <w:rPr>
+          <w:rtl w:val="0"/>
+        </w:rPr>
+      </w:r>
+    </w:p>
+    <w:p>
+      <w:pPr>
+        <w:jc w:val="both"/>
+        <w:rPr/>
+      </w:pPr>
       <w:r>
         <w:rPr>
           <w:rtl w:val="0"/>
@@ -3265,16 +3228,16 @@
           <wp:inline distB="114300" distT="114300" distL="114300" distR="114300">
             <wp:extent cx="5624513" cy="2524125"/>
             <wp:effectExtent b="0" l="0" r="0" t="0"/>
-            <wp:docPr id="9" name="image7.png"/>
+            <wp:docPr id="9" name="image6.png"/>
             <a:graphic>
               <a:graphicData uri="http://schemas.openxmlformats.org/drawingml/2006/picture">
                 <pic:pic>
                   <pic:nvPicPr>
-                    <pic:cNvPr id="0" name="image7.png"/>
+                    <pic:cNvPr id="0" name="image6.png"/>
                     <pic:cNvPicPr preferRelativeResize="0"/>
                   </pic:nvPicPr>
                   <pic:blipFill>
-                    <a:blip r:embed="rId9"/>
+                    <a:blip r:embed="rId10"/>
                     <a:srcRect b="0" l="0" r="0" t="0"/>
                     <a:stretch>
                       <a:fillRect/>
@@ -3303,52 +3266,6 @@
     <w:p>
       <w:pPr>
         <w:jc w:val="both"/>
-        <w:rPr/>
-      </w:pPr>
-      <w:r>
-        <w:rPr/>
-        <w:drawing>
-          <wp:inline distB="114300" distT="114300" distL="114300" distR="114300">
-            <wp:extent cx="5486400" cy="1397000"/>
-            <wp:effectExtent b="0" l="0" r="0" t="0"/>
-            <wp:docPr id="8" name="image5.png"/>
-            <a:graphic>
-              <a:graphicData uri="http://schemas.openxmlformats.org/drawingml/2006/picture">
-                <pic:pic>
-                  <pic:nvPicPr>
-                    <pic:cNvPr id="0" name="image5.png"/>
-                    <pic:cNvPicPr preferRelativeResize="0"/>
-                  </pic:nvPicPr>
-                  <pic:blipFill>
-                    <a:blip r:embed="rId10"/>
-                    <a:srcRect b="0" l="0" r="0" t="0"/>
-                    <a:stretch>
-                      <a:fillRect/>
-                    </a:stretch>
-                  </pic:blipFill>
-                  <pic:spPr>
-                    <a:xfrm>
-                      <a:off x="0" y="0"/>
-                      <a:ext cx="5486400" cy="1397000"/>
-                    </a:xfrm>
-                    <a:prstGeom prst="rect"/>
-                    <a:ln/>
-                  </pic:spPr>
-                </pic:pic>
-              </a:graphicData>
-            </a:graphic>
-          </wp:inline>
-        </w:drawing>
-      </w:r>
-      <w:r>
-        <w:rPr>
-          <w:rtl w:val="0"/>
-        </w:rPr>
-      </w:r>
-    </w:p>
-    <w:p>
-      <w:pPr>
-        <w:jc w:val="both"/>
         <w:rPr>
           <w:b w:val="1"/>
           <w:bCs w:val="1"/>
@@ -3390,6 +3307,132 @@
           <w:szCs w:val="28"/>
           <w:rtl w:val="0"/>
         </w:rPr>
+        <w:t xml:space="preserve">New Tool Learned (pytest, AI-Assisted Development &amp; Github Releases)</w:t>
+      </w:r>
+      <w:r>
+        <w:rPr>
+          <w:rtl w:val="0"/>
+        </w:rPr>
+      </w:r>
+    </w:p>
+    <w:p>
+      <w:pPr>
+        <w:jc w:val="both"/>
+        <w:rPr>
+          <w:b w:val="1"/>
+          <w:bCs w:val="1"/>
+          <w:sz w:val="28"/>
+          <w:szCs w:val="28"/>
+        </w:rPr>
+      </w:pPr>
+      <w:r>
+        <w:rPr>
+          <w:rtl w:val="0"/>
+        </w:rPr>
+        <w:t xml:space="preserve">pytest was selected as the self-directed tool because it provides readable assertions, fixtures, parametrization, and plugin-based coverage with little boilerplate. I applied fixtures for an isolated repository, a fake external provider for mocking, exception assertions, and pytest-cov for measurement. The alternative was unittest, which is part of the standard library but would require more class-based setup and less concise exception checks. pytest was more suitable for rapid Kanban feedback and TDD.</w:t>
+      </w:r>
+      <w:r>
+        <w:rPr>
+          <w:rtl w:val="0"/>
+        </w:rPr>
+      </w:r>
+    </w:p>
+    <w:p>
+      <w:pPr>
+        <w:jc w:val="both"/>
+        <w:rPr/>
+      </w:pPr>
+      <w:r>
+        <w:rPr>
+          <w:rtl w:val="0"/>
+        </w:rPr>
+        <w:t xml:space="preserve">AI-assisted development with GitHub Copilot was applied as a support tool during implementation and review. It helped explain unfamiliar Python behavior, suggest small implementation alternatives, identify edge cases, and improve documentation. I remained responsible for checking every suggestion, adapting it to the project architecture, and running pytest. This tool was chosen instead of relying only on manual searching because it provides context-aware assistance inside the coding workflow; however, generated suggestions were not accepted without understanding and verification. </w:t>
+      </w:r>
+    </w:p>
+    <w:p>
+      <w:pPr>
+        <w:jc w:val="both"/>
+        <w:rPr/>
+      </w:pPr>
+      <w:r>
+        <w:rPr>
+          <w:rtl w:val="0"/>
+        </w:rPr>
+        <w:t xml:space="preserve">GitHub Releases was also learned and applied as a version-distribution practice. A release can identify a stable LearnTube version, summarize its features, link the project report, and provide a clear milestone for demonstration. This is different from ordinary commits because it communicates a usable project snapshot to teachers and users. The alternative was using only branch names or commit history, which does not provide a simple stable version for evaluation. </w:t>
+      </w:r>
+    </w:p>
+    <w:p>
+      <w:pPr>
+        <w:jc w:val="both"/>
+        <w:rPr/>
+      </w:pPr>
+      <w:r>
+        <w:rPr>
+          <w:rtl w:val="0"/>
+        </w:rPr>
+        <w:t xml:space="preserve">Together, Copilot and GitHub Releases extend pytest: Copilot supports development quality, pytest verifies behavior, and Releases communicate validated deliverables.</w:t>
+      </w:r>
+    </w:p>
+    <w:p>
+      <w:pPr>
+        <w:jc w:val="both"/>
+        <w:rPr/>
+      </w:pPr>
+      <w:r>
+        <w:rPr>
+          <w:rtl w:val="0"/>
+        </w:rPr>
+      </w:r>
+    </w:p>
+    <w:p>
+      <w:pPr>
+        <w:jc w:val="both"/>
+        <w:rPr/>
+      </w:pPr>
+      <w:r>
+        <w:rPr>
+          <w:rtl w:val="0"/>
+        </w:rPr>
+      </w:r>
+    </w:p>
+    <w:p>
+      <w:pPr>
+        <w:jc w:val="both"/>
+        <w:rPr/>
+      </w:pPr>
+      <w:r>
+        <w:rPr>
+          <w:rtl w:val="0"/>
+        </w:rPr>
+      </w:r>
+    </w:p>
+    <w:p>
+      <w:pPr>
+        <w:jc w:val="both"/>
+        <w:rPr/>
+      </w:pPr>
+      <w:r>
+        <w:rPr>
+          <w:rtl w:val="0"/>
+        </w:rPr>
+      </w:r>
+    </w:p>
+    <w:p>
+      <w:pPr>
+        <w:jc w:val="both"/>
+        <w:rPr>
+          <w:sz w:val="28"/>
+          <w:szCs w:val="28"/>
+        </w:rPr>
+      </w:pPr>
+      <w:r>
+        <w:rPr>
+          <w:b w:val="1"/>
+          <w:bCs w:val="1"/>
+          <w:sz w:val="28"/>
+          <w:szCs w:val="28"/>
+          <w:rtl w:val="0"/>
+        </w:rPr>
         <w:t xml:space="preserve">Git/GitHub Evidence</w:t>
       </w:r>
       <w:r>
@@ -3426,12 +3469,12 @@
           <wp:inline distB="114300" distT="114300" distL="114300" distR="114300">
             <wp:extent cx="5486400" cy="4902200"/>
             <wp:effectExtent b="0" l="0" r="0" t="0"/>
-            <wp:docPr id="2" name="image9.png"/>
+            <wp:docPr id="2" name="image3.png"/>
             <a:graphic>
               <a:graphicData uri="http://schemas.openxmlformats.org/drawingml/2006/picture">
                 <pic:pic>
                   <pic:nvPicPr>
-                    <pic:cNvPr id="0" name="image9.png"/>
+                    <pic:cNvPr id="0" name="image3.png"/>
                     <pic:cNvPicPr preferRelativeResize="0"/>
                   </pic:nvPicPr>
                   <pic:blipFill>
@@ -3487,6 +3530,78 @@
           <w:bCs w:val="1"/>
           <w:rtl w:val="0"/>
         </w:rPr>
+        <w:t xml:space="preserve">Github Copilot Contribution</w:t>
+      </w:r>
+    </w:p>
+    <w:p>
+      <w:pPr>
+        <w:jc w:val="both"/>
+        <w:rPr>
+          <w:b w:val="1"/>
+          <w:bCs w:val="1"/>
+        </w:rPr>
+      </w:pPr>
+      <w:r>
+        <w:rPr>
+          <w:b w:val="1"/>
+          <w:bCs w:val="1"/>
+        </w:rPr>
+        <w:drawing>
+          <wp:inline distB="114300" distT="114300" distL="114300" distR="114300">
+            <wp:extent cx="3338513" cy="1043285"/>
+            <wp:effectExtent b="0" l="0" r="0" t="0"/>
+            <wp:docPr id="5" name="image1.png"/>
+            <a:graphic>
+              <a:graphicData uri="http://schemas.openxmlformats.org/drawingml/2006/picture">
+                <pic:pic>
+                  <pic:nvPicPr>
+                    <pic:cNvPr id="0" name="image1.png"/>
+                    <pic:cNvPicPr preferRelativeResize="0"/>
+                  </pic:nvPicPr>
+                  <pic:blipFill>
+                    <a:blip r:embed="rId12"/>
+                    <a:srcRect b="0" l="0" r="0" t="0"/>
+                    <a:stretch>
+                      <a:fillRect/>
+                    </a:stretch>
+                  </pic:blipFill>
+                  <pic:spPr>
+                    <a:xfrm>
+                      <a:off x="0" y="0"/>
+                      <a:ext cx="3338513" cy="1043285"/>
+                    </a:xfrm>
+                    <a:prstGeom prst="rect"/>
+                    <a:ln/>
+                  </pic:spPr>
+                </pic:pic>
+              </a:graphicData>
+            </a:graphic>
+          </wp:inline>
+        </w:drawing>
+      </w:r>
+      <w:r>
+        <w:br w:type="page"/>
+      </w:r>
+      <w:r>
+        <w:rPr>
+          <w:rtl w:val="0"/>
+        </w:rPr>
+      </w:r>
+    </w:p>
+    <w:p>
+      <w:pPr>
+        <w:jc w:val="both"/>
+        <w:rPr>
+          <w:b w:val="1"/>
+          <w:bCs w:val="1"/>
+        </w:rPr>
+      </w:pPr>
+      <w:r>
+        <w:rPr>
+          <w:b w:val="1"/>
+          <w:bCs w:val="1"/>
+          <w:rtl w:val="0"/>
+        </w:rPr>
         <w:t xml:space="preserve">Git History</w:t>
       </w:r>
     </w:p>
@@ -3515,7 +3630,7 @@
                     <pic:cNvPicPr preferRelativeResize="0"/>
                   </pic:nvPicPr>
                   <pic:blipFill>
-                    <a:blip r:embed="rId12"/>
+                    <a:blip r:embed="rId13"/>
                     <a:srcRect b="0" l="0" r="0" t="0"/>
                     <a:stretch>
                       <a:fillRect/>
@@ -3575,16 +3690,16 @@
           <wp:inline distB="114300" distT="114300" distL="114300" distR="114300">
             <wp:extent cx="5486400" cy="1397000"/>
             <wp:effectExtent b="0" l="0" r="0" t="0"/>
-            <wp:docPr id="3" name="image4.png"/>
+            <wp:docPr id="3" name="image5.png"/>
             <a:graphic>
               <a:graphicData uri="http://schemas.openxmlformats.org/drawingml/2006/picture">
                 <pic:pic>
                   <pic:nvPicPr>
-                    <pic:cNvPr id="0" name="image4.png"/>
+                    <pic:cNvPr id="0" name="image5.png"/>
                     <pic:cNvPicPr preferRelativeResize="0"/>
                   </pic:nvPicPr>
                   <pic:blipFill>
-                    <a:blip r:embed="rId13"/>
+                    <a:blip r:embed="rId14"/>
                     <a:srcRect b="0" l="0" r="0" t="0"/>
                     <a:stretch>
                       <a:fillRect/>
@@ -3614,78 +3729,6 @@
       <w:pPr>
         <w:jc w:val="both"/>
         <w:rPr>
-          <w:b w:val="1"/>
-          <w:bCs w:val="1"/>
-        </w:rPr>
-      </w:pPr>
-      <w:r>
-        <w:rPr>
-          <w:b w:val="1"/>
-          <w:bCs w:val="1"/>
-          <w:rtl w:val="0"/>
-        </w:rPr>
-        <w:t xml:space="preserve">Github Copilot Contribution</w:t>
-      </w:r>
-    </w:p>
-    <w:p>
-      <w:pPr>
-        <w:jc w:val="both"/>
-        <w:rPr>
-          <w:b w:val="1"/>
-          <w:bCs w:val="1"/>
-        </w:rPr>
-      </w:pPr>
-      <w:r>
-        <w:rPr>
-          <w:b w:val="1"/>
-          <w:bCs w:val="1"/>
-        </w:rPr>
-        <w:drawing>
-          <wp:inline distB="114300" distT="114300" distL="114300" distR="114300">
-            <wp:extent cx="3338513" cy="1043285"/>
-            <wp:effectExtent b="0" l="0" r="0" t="0"/>
-            <wp:docPr id="7" name="image6.png"/>
-            <a:graphic>
-              <a:graphicData uri="http://schemas.openxmlformats.org/drawingml/2006/picture">
-                <pic:pic>
-                  <pic:nvPicPr>
-                    <pic:cNvPr id="0" name="image6.png"/>
-                    <pic:cNvPicPr preferRelativeResize="0"/>
-                  </pic:nvPicPr>
-                  <pic:blipFill>
-                    <a:blip r:embed="rId14"/>
-                    <a:srcRect b="0" l="0" r="0" t="0"/>
-                    <a:stretch>
-                      <a:fillRect/>
-                    </a:stretch>
-                  </pic:blipFill>
-                  <pic:spPr>
-                    <a:xfrm>
-                      <a:off x="0" y="0"/>
-                      <a:ext cx="3338513" cy="1043285"/>
-                    </a:xfrm>
-                    <a:prstGeom prst="rect"/>
-                    <a:ln/>
-                  </pic:spPr>
-                </pic:pic>
-              </a:graphicData>
-            </a:graphic>
-          </wp:inline>
-        </w:drawing>
-      </w:r>
-      <w:r>
-        <w:br w:type="page"/>
-      </w:r>
-      <w:r>
-        <w:rPr>
-          <w:rtl w:val="0"/>
-        </w:rPr>
-      </w:r>
-    </w:p>
-    <w:p>
-      <w:pPr>
-        <w:jc w:val="both"/>
-        <w:rPr>
           <w:sz w:val="28"/>
           <w:szCs w:val="28"/>
         </w:rPr>
@@ -3759,28 +3802,48 @@
     <w:p>
       <w:pPr>
         <w:jc w:val="both"/>
-      </w:pPr>
-      <w:r>
-        <w:rPr>
-          <w:rFonts w:ascii="Arial" w:hAnsi="Arial"/>
-          <w:b/>
+        <w:rPr>
+          <w:sz w:val="28"/>
+          <w:szCs w:val="28"/>
+        </w:rPr>
+      </w:pPr>
+      <w:r>
+        <w:rPr>
+          <w:rFonts w:ascii="Arial" w:cs="Arial" w:eastAsia="Arial" w:hAnsi="Arial"/>
+          <w:b w:val="1"/>
+          <w:bCs w:val="1"/>
+          <w:color w:val="000000"/>
+          <w:sz w:val="28"/>
+          <w:szCs w:val="28"/>
+          <w:rtl w:val="0"/>
+        </w:rPr>
+        <w:t xml:space="preserve">Conclusion</w:t>
+      </w:r>
+      <w:r>
+        <w:rPr>
+          <w:rtl w:val="0"/>
+        </w:rPr>
+      </w:r>
+    </w:p>
+    <w:p>
+      <w:pPr>
+        <w:jc w:val="both"/>
+        <w:rPr/>
+      </w:pPr>
+      <w:r>
+        <w:rPr>
+          <w:rFonts w:ascii="Arial" w:cs="Arial" w:eastAsia="Arial" w:hAnsi="Arial"/>
           <w:color w:val="000000"/>
           <w:sz w:val="24"/>
-        </w:rPr>
-        <w:t>Conclusion</w:t>
-      </w:r>
-    </w:p>
-    <w:p>
-      <w:pPr>
-        <w:jc w:val="both"/>
-      </w:pPr>
-      <w:r>
-        <w:rPr>
-          <w:rFonts w:ascii="Arial" w:hAnsi="Arial"/>
-          <w:color w:val="000000"/>
-          <w:sz w:val="24"/>
-        </w:rPr>
-        <w:t>LearnTube demonstrates a complete, extensible software engineering solution for organizing YouTube-based coding tutorials. The project connects requirements, Kanban planning, modular design, design patterns, persistent SQLite storage, embedded videos, secure authentication, private learner dashboards, enrollment, progress tracking, notes, and pytest-based validation. The global catalog makes learning resources easy to discover, while user-specific dashboards protect each learner's progress and personal notes. The project also shows the value of testable architecture through the repository abstraction and mocked YouTube provider. Although future improvements such as production deployment, stronger web security, password recovery, recommendations, and CI/CD automation are planned, the current implementation satisfies the core learning-platform goals and provides a sound foundation for those extensions.</w:t>
+          <w:szCs w:val="24"/>
+          <w:rtl w:val="0"/>
+        </w:rPr>
+        <w:t xml:space="preserve">LearnTube demonstrates a complete, extensible software engineering solution for organizing YouTube-based coding tutorials. The project connects requirements, Kanban planning, modular design, design patterns, persistent SQLite storage, embedded videos, secure authentication, private learner dashboards, enrollment, progress tracking, notes, and pytest-based validation. The global catalog makes learning resources easy to discover, while user-specific dashboards protect each learner's progress and personal notes. The project also shows the value of testable architecture through the repository abstraction and mocked YouTube provider. Although future improvements such as production deployment, stronger web security, password recovery, recommendations, and CI/CD automation are planned, the current implementation satisfies the core learning-platform goals and provides a sound foundation for those extensions.</w:t>
+      </w:r>
+      <w:r>
+        <w:rPr>
+          <w:rtl w:val="0"/>
+        </w:rPr>
       </w:r>
     </w:p>
     <w:sectPr>
